--- a/docs/package/04_Onboarding_and_Go_Live/BrokerVerse_Privacy_Impact_Assessment_and_Records_of_Processing_Templates.docx
+++ b/docs/package/04_Onboarding_and_Go_Live/BrokerVerse_Privacy_Impact_Assessment_and_Records_of_Processing_Templates.docx
@@ -789,7 +789,7 @@
             </w:rPr>
             <w:fldChar w:fldCharType="separate"/>
           </w:r>
-          <w:hyperlink w:anchor="__RefHeading___Toc73936_4049217194">
+          <w:hyperlink w:anchor="__RefHeading___Toc73936_3199679052">
             <w:r>
               <w:rPr>
                 <w:webHidden/>
@@ -824,7 +824,7 @@
             </w:tabs>
             <w:rPr/>
           </w:pPr>
-          <w:hyperlink w:anchor="__RefHeading___Toc73938_4049217194">
+          <w:hyperlink w:anchor="__RefHeading___Toc73938_3199679052">
             <w:r>
               <w:rPr>
                 <w:webHidden/>
@@ -853,7 +853,7 @@
             </w:tabs>
             <w:rPr/>
           </w:pPr>
-          <w:hyperlink w:anchor="__RefHeading___Toc73940_4049217194">
+          <w:hyperlink w:anchor="__RefHeading___Toc73940_3199679052">
             <w:r>
               <w:rPr>
                 <w:webHidden/>
@@ -875,7 +875,7 @@
             </w:tabs>
             <w:rPr/>
           </w:pPr>
-          <w:hyperlink w:anchor="__RefHeading___Toc73942_4049217194">
+          <w:hyperlink w:anchor="__RefHeading___Toc73942_3199679052">
             <w:r>
               <w:rPr>
                 <w:webHidden/>
@@ -897,7 +897,7 @@
             </w:tabs>
             <w:rPr/>
           </w:pPr>
-          <w:hyperlink w:anchor="__RefHeading___Toc73944_4049217194">
+          <w:hyperlink w:anchor="__RefHeading___Toc73944_3199679052">
             <w:r>
               <w:rPr>
                 <w:webHidden/>
@@ -919,7 +919,7 @@
             </w:tabs>
             <w:rPr/>
           </w:pPr>
-          <w:hyperlink w:anchor="__RefHeading___Toc73946_4049217194">
+          <w:hyperlink w:anchor="__RefHeading___Toc73946_3199679052">
             <w:r>
               <w:rPr>
                 <w:webHidden/>
@@ -941,7 +941,7 @@
             </w:tabs>
             <w:rPr/>
           </w:pPr>
-          <w:hyperlink w:anchor="__RefHeading___Toc73948_4049217194">
+          <w:hyperlink w:anchor="__RefHeading___Toc73948_3199679052">
             <w:r>
               <w:rPr>
                 <w:webHidden/>
@@ -963,7 +963,7 @@
             </w:tabs>
             <w:rPr/>
           </w:pPr>
-          <w:hyperlink w:anchor="__RefHeading___Toc73950_4049217194">
+          <w:hyperlink w:anchor="__RefHeading___Toc73950_3199679052">
             <w:r>
               <w:rPr>
                 <w:webHidden/>
@@ -985,7 +985,7 @@
             </w:tabs>
             <w:rPr/>
           </w:pPr>
-          <w:hyperlink w:anchor="__RefHeading___Toc73952_4049217194">
+          <w:hyperlink w:anchor="__RefHeading___Toc73952_3199679052">
             <w:r>
               <w:rPr>
                 <w:webHidden/>
@@ -1007,7 +1007,7 @@
             </w:tabs>
             <w:rPr/>
           </w:pPr>
-          <w:hyperlink w:anchor="__RefHeading___Toc73954_4049217194">
+          <w:hyperlink w:anchor="__RefHeading___Toc73954_3199679052">
             <w:r>
               <w:rPr>
                 <w:webHidden/>
@@ -1029,7 +1029,7 @@
             </w:tabs>
             <w:rPr/>
           </w:pPr>
-          <w:hyperlink w:anchor="__RefHeading___Toc73956_4049217194">
+          <w:hyperlink w:anchor="__RefHeading___Toc73956_3199679052">
             <w:r>
               <w:rPr>
                 <w:webHidden/>
@@ -1051,7 +1051,7 @@
             </w:tabs>
             <w:rPr/>
           </w:pPr>
-          <w:hyperlink w:anchor="__RefHeading___Toc73958_4049217194">
+          <w:hyperlink w:anchor="__RefHeading___Toc73958_3199679052">
             <w:r>
               <w:rPr>
                 <w:webHidden/>
@@ -1073,7 +1073,7 @@
             </w:tabs>
             <w:rPr/>
           </w:pPr>
-          <w:hyperlink w:anchor="__RefHeading___Toc73960_4049217194">
+          <w:hyperlink w:anchor="__RefHeading___Toc73960_3199679052">
             <w:r>
               <w:rPr>
                 <w:webHidden/>
@@ -1095,7 +1095,7 @@
             </w:tabs>
             <w:rPr/>
           </w:pPr>
-          <w:hyperlink w:anchor="__RefHeading___Toc73962_4049217194">
+          <w:hyperlink w:anchor="__RefHeading___Toc73962_3199679052">
             <w:r>
               <w:rPr>
                 <w:webHidden/>
@@ -1117,7 +1117,7 @@
             </w:tabs>
             <w:rPr/>
           </w:pPr>
-          <w:hyperlink w:anchor="__RefHeading___Toc73964_4049217194">
+          <w:hyperlink w:anchor="__RefHeading___Toc73964_3199679052">
             <w:r>
               <w:rPr>
                 <w:webHidden/>
@@ -1139,7 +1139,7 @@
             </w:tabs>
             <w:rPr/>
           </w:pPr>
-          <w:hyperlink w:anchor="__RefHeading___Toc73966_4049217194">
+          <w:hyperlink w:anchor="__RefHeading___Toc73966_3199679052">
             <w:r>
               <w:rPr>
                 <w:webHidden/>
@@ -1161,7 +1161,7 @@
             </w:tabs>
             <w:rPr/>
           </w:pPr>
-          <w:hyperlink w:anchor="__RefHeading___Toc73968_4049217194">
+          <w:hyperlink w:anchor="__RefHeading___Toc73968_3199679052">
             <w:r>
               <w:rPr>
                 <w:webHidden/>
@@ -1183,7 +1183,7 @@
             </w:tabs>
             <w:rPr/>
           </w:pPr>
-          <w:hyperlink w:anchor="__RefHeading___Toc73970_4049217194">
+          <w:hyperlink w:anchor="__RefHeading___Toc73970_3199679052">
             <w:r>
               <w:rPr>
                 <w:webHidden/>
@@ -1205,7 +1205,7 @@
             </w:tabs>
             <w:rPr/>
           </w:pPr>
-          <w:hyperlink w:anchor="__RefHeading___Toc73972_4049217194">
+          <w:hyperlink w:anchor="__RefHeading___Toc73972_3199679052">
             <w:r>
               <w:rPr>
                 <w:webHidden/>
@@ -1227,7 +1227,7 @@
             </w:tabs>
             <w:rPr/>
           </w:pPr>
-          <w:hyperlink w:anchor="__RefHeading___Toc73974_4049217194">
+          <w:hyperlink w:anchor="__RefHeading___Toc73974_3199679052">
             <w:r>
               <w:rPr>
                 <w:webHidden/>
@@ -1249,7 +1249,7 @@
             </w:tabs>
             <w:rPr/>
           </w:pPr>
-          <w:hyperlink w:anchor="__RefHeading___Toc73976_4049217194">
+          <w:hyperlink w:anchor="__RefHeading___Toc73976_3199679052">
             <w:r>
               <w:rPr>
                 <w:webHidden/>
@@ -1297,7 +1297,7 @@
       <w:r>
         <w:br w:type="page"/>
       </w:r>
-      <w:bookmarkStart w:id="0" w:name="__RefHeading___Toc73936_4049217194"/>
+      <w:bookmarkStart w:id="0" w:name="__RefHeading___Toc73936_3199679052"/>
       <w:bookmarkStart w:id="1" w:name="_Toc48319687"/>
       <w:bookmarkStart w:id="2" w:name="_Toc11824118"/>
       <w:bookmarkEnd w:id="0"/>
@@ -1942,7 +1942,7 @@
           <w:spacing w:val="0"/>
         </w:rPr>
       </w:pPr>
-      <w:bookmarkStart w:id="4" w:name="__RefHeading___Toc73938_4049217194"/>
+      <w:bookmarkStart w:id="4" w:name="__RefHeading___Toc73938_3199679052"/>
       <w:bookmarkStart w:id="5" w:name="_Toc233203388"/>
       <w:bookmarkEnd w:id="4"/>
       <w:r>
@@ -3484,7 +3484,7 @@
         <w:pageBreakBefore w:val="false"/>
         <w:rPr/>
       </w:pPr>
-      <w:bookmarkStart w:id="6" w:name="__RefHeading___Toc73940_4049217194"/>
+      <w:bookmarkStart w:id="6" w:name="__RefHeading___Toc73940_3199679052"/>
       <w:bookmarkEnd w:id="6"/>
       <w:r>
         <w:rPr>
@@ -3501,7 +3501,7 @@
         <w:pStyle w:val="Heading2"/>
         <w:rPr/>
       </w:pPr>
-      <w:bookmarkStart w:id="7" w:name="__RefHeading___Toc73942_4049217194"/>
+      <w:bookmarkStart w:id="7" w:name="__RefHeading___Toc73942_3199679052"/>
       <w:bookmarkEnd w:id="7"/>
       <w:r>
         <w:rPr>
@@ -3603,7 +3603,7 @@
         <w:pStyle w:val="Heading2"/>
         <w:rPr/>
       </w:pPr>
-      <w:bookmarkStart w:id="8" w:name="__RefHeading___Toc73944_4049217194"/>
+      <w:bookmarkStart w:id="8" w:name="__RefHeading___Toc73944_3199679052"/>
       <w:bookmarkEnd w:id="8"/>
       <w:r>
         <w:rPr>
@@ -3715,7 +3715,7 @@
         <w:pStyle w:val="Heading2"/>
         <w:rPr/>
       </w:pPr>
-      <w:bookmarkStart w:id="9" w:name="__RefHeading___Toc73946_4049217194"/>
+      <w:bookmarkStart w:id="9" w:name="__RefHeading___Toc73946_3199679052"/>
       <w:bookmarkEnd w:id="9"/>
       <w:r>
         <w:rPr>
@@ -4223,7 +4223,7 @@
       <w:r>
         <w:br w:type="page"/>
       </w:r>
-      <w:bookmarkStart w:id="10" w:name="__RefHeading___Toc73948_4049217194"/>
+      <w:bookmarkStart w:id="10" w:name="__RefHeading___Toc73948_3199679052"/>
       <w:bookmarkEnd w:id="10"/>
       <w:r>
         <w:rPr>
@@ -4240,7 +4240,7 @@
         <w:pStyle w:val="Heading2"/>
         <w:rPr/>
       </w:pPr>
-      <w:bookmarkStart w:id="11" w:name="__RefHeading___Toc73950_4049217194"/>
+      <w:bookmarkStart w:id="11" w:name="__RefHeading___Toc73950_3199679052"/>
       <w:bookmarkEnd w:id="11"/>
       <w:r>
         <w:rPr>
@@ -4986,7 +4986,7 @@
         <w:pStyle w:val="Heading2"/>
         <w:rPr/>
       </w:pPr>
-      <w:bookmarkStart w:id="12" w:name="__RefHeading___Toc73952_4049217194"/>
+      <w:bookmarkStart w:id="12" w:name="__RefHeading___Toc73952_3199679052"/>
       <w:bookmarkEnd w:id="12"/>
       <w:r>
         <w:rPr>
@@ -5791,7 +5791,7 @@
         <w:pStyle w:val="Heading2"/>
         <w:rPr/>
       </w:pPr>
-      <w:bookmarkStart w:id="13" w:name="__RefHeading___Toc73954_4049217194"/>
+      <w:bookmarkStart w:id="13" w:name="__RefHeading___Toc73954_3199679052"/>
       <w:bookmarkEnd w:id="13"/>
       <w:r>
         <w:rPr>
@@ -6608,7 +6608,7 @@
         <w:pStyle w:val="Heading2"/>
         <w:rPr/>
       </w:pPr>
-      <w:bookmarkStart w:id="14" w:name="__RefHeading___Toc73956_4049217194"/>
+      <w:bookmarkStart w:id="14" w:name="__RefHeading___Toc73956_3199679052"/>
       <w:bookmarkEnd w:id="14"/>
       <w:r>
         <w:rPr>
@@ -7745,7 +7745,7 @@
         <w:pStyle w:val="Heading2"/>
         <w:rPr/>
       </w:pPr>
-      <w:bookmarkStart w:id="15" w:name="__RefHeading___Toc73958_4049217194"/>
+      <w:bookmarkStart w:id="15" w:name="__RefHeading___Toc73958_3199679052"/>
       <w:bookmarkEnd w:id="15"/>
       <w:r>
         <w:rPr>
@@ -11256,7 +11256,7 @@
         <w:pStyle w:val="Heading2"/>
         <w:rPr/>
       </w:pPr>
-      <w:bookmarkStart w:id="16" w:name="__RefHeading___Toc73960_4049217194"/>
+      <w:bookmarkStart w:id="16" w:name="__RefHeading___Toc73960_3199679052"/>
       <w:bookmarkEnd w:id="16"/>
       <w:r>
         <w:rPr>
@@ -12722,7 +12722,7 @@
         <w:pStyle w:val="Heading2"/>
         <w:rPr/>
       </w:pPr>
-      <w:bookmarkStart w:id="17" w:name="__RefHeading___Toc73962_4049217194"/>
+      <w:bookmarkStart w:id="17" w:name="__RefHeading___Toc73962_3199679052"/>
       <w:bookmarkEnd w:id="17"/>
       <w:r>
         <w:rPr>
@@ -13529,7 +13529,7 @@
       <w:r>
         <w:br w:type="page"/>
       </w:r>
-      <w:bookmarkStart w:id="18" w:name="__RefHeading___Toc73964_4049217194"/>
+      <w:bookmarkStart w:id="18" w:name="__RefHeading___Toc73964_3199679052"/>
       <w:bookmarkEnd w:id="18"/>
       <w:r>
         <w:rPr>
@@ -13546,7 +13546,7 @@
         <w:pStyle w:val="Heading2"/>
         <w:rPr/>
       </w:pPr>
-      <w:bookmarkStart w:id="19" w:name="__RefHeading___Toc73966_4049217194"/>
+      <w:bookmarkStart w:id="19" w:name="__RefHeading___Toc73966_3199679052"/>
       <w:bookmarkEnd w:id="19"/>
       <w:r>
         <w:rPr>
@@ -14061,7 +14061,7 @@
         <w:pStyle w:val="Heading2"/>
         <w:rPr/>
       </w:pPr>
-      <w:bookmarkStart w:id="20" w:name="__RefHeading___Toc73968_4049217194"/>
+      <w:bookmarkStart w:id="20" w:name="__RefHeading___Toc73968_3199679052"/>
       <w:bookmarkEnd w:id="20"/>
       <w:r>
         <w:rPr>
@@ -19056,7 +19056,7 @@
         <w:pStyle w:val="Heading2"/>
         <w:rPr/>
       </w:pPr>
-      <w:bookmarkStart w:id="21" w:name="__RefHeading___Toc73970_4049217194"/>
+      <w:bookmarkStart w:id="21" w:name="__RefHeading___Toc73970_3199679052"/>
       <w:bookmarkEnd w:id="21"/>
       <w:r>
         <w:rPr>
@@ -19719,7 +19719,7 @@
         <w:pStyle w:val="Heading2"/>
         <w:rPr/>
       </w:pPr>
-      <w:bookmarkStart w:id="22" w:name="__RefHeading___Toc73972_4049217194"/>
+      <w:bookmarkStart w:id="22" w:name="__RefHeading___Toc73972_3199679052"/>
       <w:bookmarkEnd w:id="22"/>
       <w:r>
         <w:rPr>
@@ -20080,7 +20080,7 @@
         <w:pStyle w:val="Heading2"/>
         <w:rPr/>
       </w:pPr>
-      <w:bookmarkStart w:id="23" w:name="__RefHeading___Toc73974_4049217194"/>
+      <w:bookmarkStart w:id="23" w:name="__RefHeading___Toc73974_3199679052"/>
       <w:bookmarkEnd w:id="23"/>
       <w:r>
         <w:rPr>
@@ -20371,7 +20371,7 @@
       <w:r>
         <w:br w:type="page"/>
       </w:r>
-      <w:bookmarkStart w:id="24" w:name="__RefHeading___Toc73976_4049217194"/>
+      <w:bookmarkStart w:id="24" w:name="__RefHeading___Toc73976_3199679052"/>
       <w:bookmarkStart w:id="25" w:name="_Toc233203395"/>
       <w:bookmarkEnd w:id="24"/>
       <w:r>
